--- a/.docu/Algoritmes per trobar una ruta òptima/Anàlisi/Conclusions final report.docx
+++ b/.docu/Algoritmes per trobar una ruta òptima/Anàlisi/Conclusions final report.docx
@@ -16,6 +16,788 @@
           <w:b/>
           <w:bCs/>
         </w:rPr>
+        <w:t>Final final</w:t>
+      </w:r>
+    </w:p>
+    <w:p>
+      <w:pPr>
+        <w:rPr>
+          <w:rFonts w:ascii="Arial" w:hAnsi="Arial" w:cs="Arial"/>
+        </w:rPr>
+      </w:pPr>
+      <w:r>
+        <w:rPr>
+          <w:rFonts w:ascii="Arial" w:hAnsi="Arial" w:cs="Arial"/>
+        </w:rPr>
+        <w:t>Sovint parlarem del “Dijsktra” per simplicitat, però com en aquest cas s’ha posat un destí, realment estem considerant el “Cut-Dijkstra”.</w:t>
+      </w:r>
+    </w:p>
+    <w:p>
+      <w:pPr>
+        <w:rPr>
+          <w:rFonts w:ascii="Arial" w:hAnsi="Arial" w:cs="Arial"/>
+        </w:rPr>
+      </w:pPr>
+      <w:r>
+        <w:rPr>
+          <w:rFonts w:ascii="Arial" w:hAnsi="Arial" w:cs="Arial"/>
+        </w:rPr>
+        <w:t xml:space="preserve">A primera vista veiem que </w:t>
+      </w:r>
+    </w:p>
+    <w:p>
+      <w:pPr>
+        <w:pStyle w:val="ListParagraph"/>
+        <w:numPr>
+          <w:ilvl w:val="0"/>
+          <w:numId w:val="1"/>
+        </w:numPr>
+        <w:rPr>
+          <w:rFonts w:ascii="Arial" w:hAnsi="Arial" w:cs="Arial"/>
+        </w:rPr>
+      </w:pPr>
+      <w:r>
+        <w:rPr>
+          <w:rFonts w:ascii="Arial" w:hAnsi="Arial" w:cs="Arial"/>
+        </w:rPr>
+        <w:t>Encara que</w:t>
+      </w:r>
+      <w:r>
+        <w:rPr>
+          <w:rFonts w:ascii="Arial" w:hAnsi="Arial" w:cs="Arial"/>
+        </w:rPr>
+        <w:t>, amb el canvi de graf</w:t>
+      </w:r>
+      <w:r>
+        <w:rPr>
+          <w:rFonts w:ascii="Arial" w:hAnsi="Arial" w:cs="Arial"/>
+        </w:rPr>
+        <w:t xml:space="preserve"> el dijsktra millori de 0.06 a 0.21 encara hi ha marge de millora </w:t>
+      </w:r>
+      <w:r>
+        <w:rPr>
+          <w:rFonts w:ascii="Arial" w:hAnsi="Arial" w:cs="Arial"/>
+        </w:rPr>
+        <w:sym w:font="Wingdings" w:char="F0E0"/>
+      </w:r>
+      <w:r>
+        <w:rPr>
+          <w:rFonts w:ascii="Arial" w:hAnsi="Arial" w:cs="Arial"/>
+        </w:rPr>
+        <w:t xml:space="preserve"> segueix tenint sentit </w:t>
+      </w:r>
+      <w:r>
+        <w:rPr>
+          <w:rFonts w:ascii="Arial" w:hAnsi="Arial" w:cs="Arial"/>
+        </w:rPr>
+        <w:t>utilitzar</w:t>
+      </w:r>
+      <w:r>
+        <w:rPr>
+          <w:rFonts w:ascii="Arial" w:hAnsi="Arial" w:cs="Arial"/>
+        </w:rPr>
+        <w:t xml:space="preserve"> una heurística</w:t>
+      </w:r>
+    </w:p>
+    <w:p>
+      <w:pPr>
+        <w:pStyle w:val="ListParagraph"/>
+        <w:numPr>
+          <w:ilvl w:val="0"/>
+          <w:numId w:val="1"/>
+        </w:numPr>
+        <w:rPr>
+          <w:rFonts w:ascii="Arial" w:hAnsi="Arial" w:cs="Arial"/>
+        </w:rPr>
+      </w:pPr>
+      <w:r>
+        <w:rPr>
+          <w:rFonts w:ascii="Arial" w:hAnsi="Arial" w:cs="Arial"/>
+        </w:rPr>
+        <w:t>Sense comptar A* amb h_cheat, l’heurística h_bcn és la que segueix donant millors resultats globalment i el seu rendiment s’ha duplicat al canviar de graf.</w:t>
+      </w:r>
+    </w:p>
+    <w:p>
+      <w:pPr>
+        <w:pStyle w:val="ListParagraph"/>
+        <w:numPr>
+          <w:ilvl w:val="1"/>
+          <w:numId w:val="1"/>
+        </w:numPr>
+        <w:rPr>
+          <w:rFonts w:ascii="Arial" w:hAnsi="Arial" w:cs="Arial"/>
+        </w:rPr>
+      </w:pPr>
+      <w:r>
+        <w:rPr>
+          <w:rFonts w:ascii="Arial" w:hAnsi="Arial" w:cs="Arial"/>
+        </w:rPr>
+        <w:t>Això té sentit pel què havíem vist prèviament que h_bcn&gt;=h_geo&gt;=h_0 per tots els nodes (sempre amb h_bcn&lt;=cost_real)</w:t>
+      </w:r>
+      <w:r>
+        <w:rPr>
+          <w:rFonts w:ascii="Arial" w:hAnsi="Arial" w:cs="Arial"/>
+        </w:rPr>
+        <w:t xml:space="preserve"> (en principi explicat a l’apartat d’h_bcn prèviament)</w:t>
+      </w:r>
+      <w:r>
+        <w:rPr>
+          <w:rFonts w:ascii="Arial" w:hAnsi="Arial" w:cs="Arial"/>
+        </w:rPr>
+        <w:t xml:space="preserve"> i això fa que tinguem una millor aproximació i per tant encara que canvï el graf, això es manté.</w:t>
+      </w:r>
+    </w:p>
+    <w:p>
+      <w:pPr>
+        <w:rPr>
+          <w:rFonts w:ascii="Arial" w:hAnsi="Arial" w:cs="Arial"/>
+        </w:rPr>
+      </w:pPr>
+      <w:r>
+        <w:rPr>
+          <w:rFonts w:ascii="Arial" w:hAnsi="Arial" w:cs="Arial"/>
+        </w:rPr>
+        <w:t>Cas per cas</w:t>
+      </w:r>
+    </w:p>
+    <w:p>
+      <w:pPr>
+        <w:pStyle w:val="ListParagraph"/>
+        <w:numPr>
+          <w:ilvl w:val="0"/>
+          <w:numId w:val="1"/>
+        </w:numPr>
+        <w:rPr>
+          <w:rFonts w:ascii="Arial" w:hAnsi="Arial" w:cs="Arial"/>
+        </w:rPr>
+      </w:pPr>
+      <w:r>
+        <w:rPr>
+          <w:rFonts w:ascii="Arial" w:hAnsi="Arial" w:cs="Arial"/>
+        </w:rPr>
+        <w:t>SB</w:t>
+      </w:r>
+    </w:p>
+    <w:p>
+      <w:pPr>
+        <w:pStyle w:val="ListParagraph"/>
+        <w:numPr>
+          <w:ilvl w:val="1"/>
+          <w:numId w:val="1"/>
+        </w:numPr>
+        <w:rPr>
+          <w:rFonts w:ascii="Arial" w:hAnsi="Arial" w:cs="Arial"/>
+        </w:rPr>
+      </w:pPr>
+      <w:r>
+        <w:rPr>
+          <w:rFonts w:ascii="Arial" w:hAnsi="Arial" w:cs="Arial"/>
+        </w:rPr>
+        <w:t>En aquest cas és on otenim el millor rendiment/la major reducció d’iteracions</w:t>
+      </w:r>
+      <w:r>
+        <w:rPr>
+          <w:rFonts w:ascii="Arial" w:hAnsi="Arial" w:cs="Arial"/>
+        </w:rPr>
+        <w:t xml:space="preserve"> en tots els algoritmes. </w:t>
+      </w:r>
+    </w:p>
+    <w:p>
+      <w:pPr>
+        <w:pStyle w:val="ListParagraph"/>
+        <w:numPr>
+          <w:ilvl w:val="1"/>
+          <w:numId w:val="1"/>
+        </w:numPr>
+        <w:rPr>
+          <w:rFonts w:ascii="Arial" w:hAnsi="Arial" w:cs="Arial"/>
+        </w:rPr>
+      </w:pPr>
+      <w:r>
+        <w:rPr>
+          <w:rFonts w:ascii="Arial" w:hAnsi="Arial" w:cs="Arial"/>
+        </w:rPr>
+        <w:t>Això té sentit perquè és el cas més senzill de tots i on s’han d’explorar menys nodes i on hi ha menys combinacions de camins (de fet, només hi ha una</w:t>
+      </w:r>
+      <w:r>
+        <w:rPr>
+          <w:rFonts w:ascii="Arial" w:hAnsi="Arial" w:cs="Arial"/>
+        </w:rPr>
+        <w:t xml:space="preserve"> i aquesta és la gràcia de la divisió per regions</w:t>
+      </w:r>
+      <w:r>
+        <w:rPr>
+          <w:rFonts w:ascii="Arial" w:hAnsi="Arial" w:cs="Arial"/>
+        </w:rPr>
+        <w:t>).</w:t>
+      </w:r>
+    </w:p>
+    <w:p>
+      <w:pPr>
+        <w:pStyle w:val="ListParagraph"/>
+        <w:numPr>
+          <w:ilvl w:val="1"/>
+          <w:numId w:val="1"/>
+        </w:numPr>
+        <w:rPr>
+          <w:rFonts w:ascii="Arial" w:hAnsi="Arial" w:cs="Arial"/>
+        </w:rPr>
+      </w:pPr>
+      <w:r>
+        <w:rPr>
+          <w:rFonts w:ascii="Arial" w:hAnsi="Arial" w:cs="Arial"/>
+        </w:rPr>
+        <w:t>Si sumem aquesta simplicitat de combinacions amb el fet de treure les arestes que porten a les entrades, la proporció del Dijkstra es multiplica per gairebé 2.7 vegades i la de l’A* amb la h_geo gairebé 1.8 vegades, obtenint un renidment qüasi perfecte (proporció 0.92).</w:t>
+      </w:r>
+    </w:p>
+    <w:p>
+      <w:pPr>
+        <w:pStyle w:val="ListParagraph"/>
+        <w:numPr>
+          <w:ilvl w:val="1"/>
+          <w:numId w:val="1"/>
+        </w:numPr>
+        <w:rPr>
+          <w:rFonts w:ascii="Arial" w:hAnsi="Arial" w:cs="Arial"/>
+        </w:rPr>
+      </w:pPr>
+      <w:r>
+        <w:rPr>
+          <w:rFonts w:ascii="Arial" w:hAnsi="Arial" w:cs="Arial"/>
+        </w:rPr>
+        <w:t>En les dues versions del graf, A* amb h_bcn obté un rendiment perfecte</w:t>
+      </w:r>
+      <w:r>
+        <w:rPr>
+          <w:rFonts w:ascii="Arial" w:hAnsi="Arial" w:cs="Arial"/>
+        </w:rPr>
+        <w:t>, conseqüència directa de la seva la definició en aquest cas</w:t>
+      </w:r>
+      <w:r>
+        <w:rPr>
+          <w:rFonts w:ascii="Arial" w:hAnsi="Arial" w:cs="Arial"/>
+        </w:rPr>
+        <w:t xml:space="preserve">. </w:t>
+      </w:r>
+    </w:p>
+    <w:p>
+      <w:pPr>
+        <w:pStyle w:val="ListParagraph"/>
+        <w:numPr>
+          <w:ilvl w:val="1"/>
+          <w:numId w:val="1"/>
+        </w:numPr>
+        <w:rPr>
+          <w:rFonts w:ascii="Arial" w:hAnsi="Arial" w:cs="Arial"/>
+        </w:rPr>
+      </w:pPr>
+      <w:r>
+        <w:rPr>
+          <w:rFonts w:ascii="Arial" w:hAnsi="Arial" w:cs="Arial"/>
+        </w:rPr>
+        <w:t xml:space="preserve">No obstant, aplicar l’heurística personalitzada (h_bcn) al graf sense entrades només millora 1.09 vegades l’heurísitica general (h_geo), és a dir, gairebé res. </w:t>
+      </w:r>
+    </w:p>
+    <w:p>
+      <w:pPr>
+        <w:pStyle w:val="ListParagraph"/>
+        <w:numPr>
+          <w:ilvl w:val="2"/>
+          <w:numId w:val="1"/>
+        </w:numPr>
+        <w:rPr>
+          <w:rFonts w:ascii="Arial" w:hAnsi="Arial" w:cs="Arial"/>
+        </w:rPr>
+      </w:pPr>
+      <w:r>
+        <w:rPr>
+          <w:rFonts w:ascii="Arial" w:hAnsi="Arial" w:cs="Arial"/>
+        </w:rPr>
+        <w:t>Un exemple</w:t>
+      </w:r>
+      <w:r>
+        <w:rPr>
+          <w:rFonts w:ascii="Arial" w:hAnsi="Arial" w:cs="Arial"/>
+        </w:rPr>
+        <w:t xml:space="preserve"> perfecte </w:t>
+      </w:r>
+      <w:r>
+        <w:rPr>
+          <w:rFonts w:ascii="Arial" w:hAnsi="Arial" w:cs="Arial"/>
+        </w:rPr>
+        <w:t xml:space="preserve">per mostrar això seria el de </w:t>
+      </w:r>
+      <w:r>
+        <w:rPr>
+          <w:rFonts w:ascii="Arial" w:hAnsi="Arial" w:cs="Arial"/>
+        </w:rPr>
+        <w:t xml:space="preserve">(REF </w:t>
+      </w:r>
+      <w:r>
+        <w:rPr>
+          <w:rFonts w:ascii="Arial" w:hAnsi="Arial" w:cs="Arial"/>
+        </w:rPr>
+        <w:t>SB_no_pw_E.90101_to_E.91301.png</w:t>
+      </w:r>
+      <w:r>
+        <w:rPr>
+          <w:rFonts w:ascii="Arial" w:hAnsi="Arial" w:cs="Arial"/>
+        </w:rPr>
+        <w:t>). Aquí podem veure com, no només l’A* amb h_bcn no millora el rendiment de l’algoritme amb h_geo, sinó que</w:t>
+      </w:r>
+      <w:r>
+        <w:rPr>
+          <w:rFonts w:ascii="Arial" w:hAnsi="Arial" w:cs="Arial"/>
+        </w:rPr>
+        <w:t xml:space="preserve"> millora tampoc al Dijkstra perquè</w:t>
+      </w:r>
+      <w:r>
+        <w:rPr>
+          <w:rFonts w:ascii="Arial" w:hAnsi="Arial" w:cs="Arial"/>
+        </w:rPr>
+        <w:t xml:space="preserve"> tots tenen</w:t>
+      </w:r>
+      <w:r>
+        <w:rPr>
+          <w:rFonts w:ascii="Arial" w:hAnsi="Arial" w:cs="Arial"/>
+        </w:rPr>
+        <w:t xml:space="preserve"> ja</w:t>
+      </w:r>
+      <w:r>
+        <w:rPr>
+          <w:rFonts w:ascii="Arial" w:hAnsi="Arial" w:cs="Arial"/>
+        </w:rPr>
+        <w:t xml:space="preserve"> un rendiment perfecte. </w:t>
+      </w:r>
+    </w:p>
+    <w:p>
+      <w:pPr>
+        <w:pStyle w:val="ListParagraph"/>
+        <w:numPr>
+          <w:ilvl w:val="2"/>
+          <w:numId w:val="1"/>
+        </w:numPr>
+        <w:rPr>
+          <w:rFonts w:ascii="Arial" w:hAnsi="Arial" w:cs="Arial"/>
+        </w:rPr>
+      </w:pPr>
+      <w:r>
+        <w:rPr>
+          <w:rFonts w:ascii="Arial" w:hAnsi="Arial" w:cs="Arial"/>
+        </w:rPr>
+        <w:t>No obstant, si canviem la Source pel Target obtenim (REF</w:t>
+      </w:r>
+      <w:r>
+        <w:rPr>
+          <w:rFonts w:ascii="Arial" w:hAnsi="Arial" w:cs="Arial"/>
+        </w:rPr>
+        <w:t xml:space="preserve"> SB_no_pw_E.91301_to_E.90101</w:t>
+      </w:r>
+      <w:r>
+        <w:rPr>
+          <w:rFonts w:ascii="Arial" w:hAnsi="Arial" w:cs="Arial"/>
+        </w:rPr>
+        <w:t xml:space="preserve">) amb resultats completament diferents. </w:t>
+      </w:r>
+    </w:p>
+    <w:p>
+      <w:pPr>
+        <w:pStyle w:val="ListParagraph"/>
+        <w:numPr>
+          <w:ilvl w:val="3"/>
+          <w:numId w:val="1"/>
+        </w:numPr>
+        <w:rPr>
+          <w:rFonts w:ascii="Arial" w:hAnsi="Arial" w:cs="Arial"/>
+        </w:rPr>
+      </w:pPr>
+      <w:r>
+        <w:rPr>
+          <w:rFonts w:ascii="Arial" w:hAnsi="Arial" w:cs="Arial"/>
+        </w:rPr>
+        <w:t xml:space="preserve">Aquí, l’A* segueix tenint un rendiment perfecte amb l’h_bcn, tot el contrari que si utilitza h_geo o l’heurística nul·la (i.e., Dijkstra). </w:t>
+      </w:r>
+    </w:p>
+    <w:p>
+      <w:pPr>
+        <w:pStyle w:val="ListParagraph"/>
+        <w:numPr>
+          <w:ilvl w:val="3"/>
+          <w:numId w:val="1"/>
+        </w:numPr>
+        <w:rPr>
+          <w:rFonts w:ascii="Arial" w:hAnsi="Arial" w:cs="Arial"/>
+        </w:rPr>
+      </w:pPr>
+      <w:r>
+        <w:rPr>
+          <w:rFonts w:ascii="Arial" w:hAnsi="Arial" w:cs="Arial"/>
+        </w:rPr>
+        <w:lastRenderedPageBreak/>
+        <w:t>El comportament del Dijkstra té sentit perquè ara el Target es troba més proper al centre, i en conseqüència té més opcions en les què ser “greedy”.</w:t>
+      </w:r>
+    </w:p>
+    <w:p>
+      <w:pPr>
+        <w:pStyle w:val="ListParagraph"/>
+        <w:numPr>
+          <w:ilvl w:val="3"/>
+          <w:numId w:val="1"/>
+        </w:numPr>
+        <w:rPr>
+          <w:rFonts w:ascii="Arial" w:hAnsi="Arial" w:cs="Arial"/>
+        </w:rPr>
+      </w:pPr>
+      <w:r>
+        <w:rPr>
+          <w:rFonts w:ascii="Arial" w:hAnsi="Arial" w:cs="Arial"/>
+        </w:rPr>
+        <w:t>Per entendre el comportament amb h_geo, entren en joc els forats i ramificacions prèviament mencionats</w:t>
+      </w:r>
+      <w:r>
+        <w:rPr>
+          <w:rFonts w:ascii="Arial" w:hAnsi="Arial" w:cs="Arial"/>
+        </w:rPr>
+        <w:t xml:space="preserve"> a l’apartat (REF_característiques_del_graf)</w:t>
+      </w:r>
+      <w:r>
+        <w:rPr>
+          <w:rFonts w:ascii="Arial" w:hAnsi="Arial" w:cs="Arial"/>
+        </w:rPr>
+        <w:t xml:space="preserve">. L’algoritme arriba a visitar </w:t>
+      </w:r>
+      <w:r>
+        <w:rPr>
+          <w:rFonts w:ascii="Arial" w:hAnsi="Arial" w:cs="Arial"/>
+        </w:rPr>
+        <w:t>els vèrtexs de L1 – Hospital de Bellvitge i de L10S –</w:t>
+      </w:r>
+      <w:r>
+        <w:rPr>
+          <w:rFonts w:ascii="Arial" w:hAnsi="Arial" w:cs="Arial"/>
+        </w:rPr>
+        <w:t xml:space="preserve"> Zona Franca </w:t>
+      </w:r>
+      <w:r>
+        <w:rPr>
+          <w:rFonts w:ascii="Arial" w:hAnsi="Arial" w:cs="Arial"/>
+        </w:rPr>
+        <w:t>perquè realment es troben a una curta distància en línia recta i com a tal, aquest algoritme no té nocions de la topologia de la xarxa.</w:t>
+      </w:r>
+      <w:r>
+        <w:rPr>
+          <w:rFonts w:ascii="Arial" w:hAnsi="Arial" w:cs="Arial"/>
+        </w:rPr>
+        <w:t xml:space="preserve"> És a dir, no pot saber de cap manera que fent això es troba a una altra branca i no té manera de “</w:t>
+      </w:r>
+      <w:r>
+        <w:rPr>
+          <w:rFonts w:ascii="Arial" w:hAnsi="Arial" w:cs="Arial"/>
+        </w:rPr>
+        <w:t>saltar</w:t>
+      </w:r>
+      <w:r>
+        <w:rPr>
+          <w:rFonts w:ascii="Arial" w:hAnsi="Arial" w:cs="Arial"/>
+        </w:rPr>
+        <w:t>”</w:t>
+      </w:r>
+      <w:r>
+        <w:rPr>
+          <w:rFonts w:ascii="Arial" w:hAnsi="Arial" w:cs="Arial"/>
+        </w:rPr>
+        <w:t xml:space="preserve"> a la correcta.</w:t>
+      </w:r>
+    </w:p>
+    <w:p>
+      <w:pPr>
+        <w:pStyle w:val="ListParagraph"/>
+        <w:numPr>
+          <w:ilvl w:val="4"/>
+          <w:numId w:val="1"/>
+        </w:numPr>
+        <w:rPr>
+          <w:rFonts w:ascii="Arial" w:hAnsi="Arial" w:cs="Arial"/>
+        </w:rPr>
+      </w:pPr>
+      <w:r>
+        <w:rPr>
+          <w:rFonts w:ascii="Arial" w:hAnsi="Arial" w:cs="Arial"/>
+        </w:rPr>
+        <w:t>Es podria entrar en més detalls de les iteracions de per què s’agafa ZF i HB abans que AT1 (</w:t>
+      </w:r>
+      <w:r>
+        <w:rPr>
+          <w:rFonts w:ascii="Arial" w:hAnsi="Arial" w:cs="Arial"/>
+        </w:rPr>
+        <w:t>a_star_no_pw_h_geo_E.91301_to_E.90101.txt</w:t>
+      </w:r>
+      <w:r>
+        <w:rPr>
+          <w:rFonts w:ascii="Arial" w:hAnsi="Arial" w:cs="Arial"/>
+        </w:rPr>
+        <w:t>).</w:t>
+      </w:r>
+    </w:p>
+    <w:p>
+      <w:pPr>
+        <w:pStyle w:val="ListParagraph"/>
+        <w:numPr>
+          <w:ilvl w:val="3"/>
+          <w:numId w:val="1"/>
+        </w:numPr>
+        <w:rPr>
+          <w:rFonts w:ascii="Arial" w:hAnsi="Arial" w:cs="Arial"/>
+        </w:rPr>
+      </w:pPr>
+      <w:r>
+        <w:rPr>
+          <w:rFonts w:ascii="Arial" w:hAnsi="Arial" w:cs="Arial"/>
+        </w:rPr>
+        <w:t>Per tant, aquest exemple mostra perfectament que tot i que</w:t>
+      </w:r>
+      <w:r>
+        <w:rPr>
+          <w:rFonts w:ascii="Arial" w:hAnsi="Arial" w:cs="Arial"/>
+        </w:rPr>
+        <w:t>,</w:t>
+      </w:r>
+      <w:r>
+        <w:rPr>
+          <w:rFonts w:ascii="Arial" w:hAnsi="Arial" w:cs="Arial"/>
+        </w:rPr>
+        <w:t xml:space="preserve"> en mitjana</w:t>
+      </w:r>
+      <w:r>
+        <w:rPr>
+          <w:rFonts w:ascii="Arial" w:hAnsi="Arial" w:cs="Arial"/>
+        </w:rPr>
+        <w:t>,</w:t>
+      </w:r>
+      <w:r>
+        <w:rPr>
+          <w:rFonts w:ascii="Arial" w:hAnsi="Arial" w:cs="Arial"/>
+        </w:rPr>
+        <w:t xml:space="preserve"> la millora no és tan gran respecte h_bcn i h_geo, l’algoritme amb la primera dona resultats més bon</w:t>
+      </w:r>
+      <w:r>
+        <w:rPr>
+          <w:rFonts w:ascii="Arial" w:hAnsi="Arial" w:cs="Arial"/>
+        </w:rPr>
+        <w:t>s</w:t>
+      </w:r>
+      <w:r>
+        <w:rPr>
+          <w:rFonts w:ascii="Arial" w:hAnsi="Arial" w:cs="Arial"/>
+        </w:rPr>
+        <w:t>.</w:t>
+      </w:r>
+    </w:p>
+    <w:p>
+      <w:pPr>
+        <w:pStyle w:val="ListParagraph"/>
+        <w:numPr>
+          <w:ilvl w:val="1"/>
+          <w:numId w:val="1"/>
+        </w:numPr>
+        <w:rPr>
+          <w:rFonts w:ascii="Arial" w:hAnsi="Arial" w:cs="Arial"/>
+        </w:rPr>
+      </w:pPr>
+      <w:r>
+        <w:rPr>
+          <w:rFonts w:ascii="Arial" w:hAnsi="Arial" w:cs="Arial"/>
+        </w:rPr>
+        <w:t>Exemples</w:t>
+      </w:r>
+    </w:p>
+    <w:p>
+      <w:pPr>
+        <w:pStyle w:val="ListParagraph"/>
+        <w:numPr>
+          <w:ilvl w:val="2"/>
+          <w:numId w:val="1"/>
+        </w:numPr>
+        <w:rPr>
+          <w:rFonts w:ascii="Arial" w:hAnsi="Arial" w:cs="Arial"/>
+        </w:rPr>
+      </w:pPr>
+      <w:r>
+        <w:rPr>
+          <w:rFonts w:ascii="Arial" w:hAnsi="Arial" w:cs="Arial"/>
+        </w:rPr>
+        <w:t>No li veig gaire sentit a fer full vs cut perquè és el mateix sense passar pels PW (“</w:t>
+      </w:r>
+      <w:r>
+        <w:rPr>
+          <w:rFonts w:ascii="Arial" w:hAnsi="Arial" w:cs="Arial"/>
+        </w:rPr>
+        <w:t>SB_full_E.90101_to_E.91301.png</w:t>
+      </w:r>
+      <w:r>
+        <w:rPr>
+          <w:rFonts w:ascii="Arial" w:hAnsi="Arial" w:cs="Arial"/>
+        </w:rPr>
+        <w:t>”)</w:t>
+      </w:r>
+    </w:p>
+    <w:p>
+      <w:pPr>
+        <w:pStyle w:val="ListParagraph"/>
+        <w:numPr>
+          <w:ilvl w:val="2"/>
+          <w:numId w:val="1"/>
+        </w:numPr>
+        <w:rPr>
+          <w:rFonts w:ascii="Arial" w:hAnsi="Arial" w:cs="Arial"/>
+        </w:rPr>
+      </w:pPr>
+      <w:r>
+        <w:rPr>
+          <w:rFonts w:ascii="Arial" w:hAnsi="Arial" w:cs="Arial"/>
+        </w:rPr>
+        <w:t>En tot cas podríem ensenyar el full per veure que h_bcn ni apareix perquè és la perfecta</w:t>
+      </w:r>
+    </w:p>
+    <w:p>
+      <w:pPr>
+        <w:pStyle w:val="ListParagraph"/>
+        <w:numPr>
+          <w:ilvl w:val="0"/>
+          <w:numId w:val="1"/>
+        </w:numPr>
+        <w:rPr>
+          <w:rFonts w:ascii="Arial" w:hAnsi="Arial" w:cs="Arial"/>
+        </w:rPr>
+      </w:pPr>
+      <w:r>
+        <w:rPr>
+          <w:rFonts w:ascii="Arial" w:hAnsi="Arial" w:cs="Arial"/>
+        </w:rPr>
+        <w:t>BC vs CB</w:t>
+      </w:r>
+    </w:p>
+    <w:p>
+      <w:pPr>
+        <w:pStyle w:val="ListParagraph"/>
+        <w:numPr>
+          <w:ilvl w:val="1"/>
+          <w:numId w:val="1"/>
+        </w:numPr>
+        <w:rPr>
+          <w:rFonts w:ascii="Arial" w:hAnsi="Arial" w:cs="Arial"/>
+        </w:rPr>
+      </w:pPr>
+      <w:r>
+        <w:rPr>
+          <w:rFonts w:ascii="Arial" w:hAnsi="Arial" w:cs="Arial"/>
+        </w:rPr>
+        <w:t>Aquests casos s’han separat perquè veiem que sí que importa l’ordre i que no és simètric. De fet, al graf complet, tant el Dijkstra com l’A* amb h_geo gairebé hi ha una dues vegades millor rendiments BC que a CB. En els altres casos (graf sense entrades i A* amb h_bcn), la diferència no és tant notòria.</w:t>
+      </w:r>
+    </w:p>
+    <w:p>
+      <w:pPr>
+        <w:pStyle w:val="ListParagraph"/>
+        <w:numPr>
+          <w:ilvl w:val="1"/>
+          <w:numId w:val="1"/>
+        </w:numPr>
+        <w:rPr>
+          <w:rFonts w:ascii="Arial" w:hAnsi="Arial" w:cs="Arial"/>
+        </w:rPr>
+      </w:pPr>
+      <w:r>
+        <w:rPr>
+          <w:rFonts w:ascii="Arial" w:hAnsi="Arial" w:cs="Arial"/>
+        </w:rPr>
+        <w:t>ENTENDRE PER QUÈ</w:t>
+      </w:r>
+    </w:p>
+    <w:p>
+      <w:pPr>
+        <w:pStyle w:val="ListParagraph"/>
+        <w:numPr>
+          <w:ilvl w:val="1"/>
+          <w:numId w:val="1"/>
+        </w:numPr>
+        <w:rPr>
+          <w:rFonts w:ascii="Arial" w:hAnsi="Arial" w:cs="Arial"/>
+        </w:rPr>
+      </w:pPr>
+      <w:r>
+        <w:rPr>
+          <w:rFonts w:ascii="Arial" w:hAnsi="Arial" w:cs="Arial"/>
+        </w:rPr>
+        <w:t>EXEMPLE?</w:t>
+      </w:r>
+    </w:p>
+    <w:p>
+      <w:pPr>
+        <w:rPr>
+          <w:rFonts w:ascii="Arial" w:hAnsi="Arial" w:cs="Arial"/>
+          <w:b/>
+          <w:bCs/>
+        </w:rPr>
+      </w:pPr>
+    </w:p>
+    <w:p>
+      <w:pPr>
+        <w:rPr>
+          <w:rFonts w:ascii="Arial" w:hAnsi="Arial" w:cs="Arial"/>
+          <w:b/>
+          <w:bCs/>
+        </w:rPr>
+      </w:pPr>
+    </w:p>
+    <w:p>
+      <w:pPr>
+        <w:rPr>
+          <w:rFonts w:ascii="Arial" w:hAnsi="Arial" w:cs="Arial"/>
+        </w:rPr>
+      </w:pPr>
+      <w:r>
+        <w:rPr>
+          <w:rFonts w:ascii="Arial" w:hAnsi="Arial" w:cs="Arial"/>
+        </w:rPr>
+        <w:t>RELACIONAR EL FET DE PASSAR PEL CENTRE AMB EL CASOS (CADA CAS CONTÉ DIFERENTES SITUACIONS)</w:t>
+      </w:r>
+    </w:p>
+    <w:p>
+      <w:pPr>
+        <w:rPr>
+          <w:rFonts w:ascii="Arial" w:hAnsi="Arial" w:cs="Arial"/>
+        </w:rPr>
+      </w:pPr>
+      <w:r>
+        <w:rPr>
+          <w:rFonts w:ascii="Arial" w:hAnsi="Arial" w:cs="Arial"/>
+        </w:rPr>
+        <w:t>Dir quan era important el soroll de les entrades i quan no</w:t>
+      </w:r>
+    </w:p>
+    <w:p>
+      <w:pPr>
+        <w:rPr>
+          <w:rFonts w:ascii="Arial" w:hAnsi="Arial" w:cs="Arial"/>
+          <w:b/>
+          <w:bCs/>
+        </w:rPr>
+      </w:pPr>
+    </w:p>
+    <w:p>
+      <w:pPr>
+        <w:rPr>
+          <w:rFonts w:ascii="Arial" w:hAnsi="Arial" w:cs="Arial"/>
+          <w:b/>
+          <w:bCs/>
+        </w:rPr>
+      </w:pPr>
+      <w:r>
+        <w:rPr>
+          <w:rFonts w:ascii="Arial" w:hAnsi="Arial" w:cs="Arial"/>
+          <w:b/>
+          <w:bCs/>
+        </w:rPr>
         <w:t>Report sense h_bcn</w:t>
       </w:r>
     </w:p>
@@ -29,6 +811,7 @@
         <w:rPr>
           <w:rFonts w:ascii="Arial" w:hAnsi="Arial" w:cs="Arial"/>
         </w:rPr>
+        <w:lastRenderedPageBreak/>
         <w:t xml:space="preserve">Diferenciant el cas de </w:t>
       </w:r>
       <w:r>
@@ -108,13 +891,7 @@
         <w:rPr>
           <w:rFonts w:ascii="Arial" w:hAnsi="Arial" w:cs="Arial"/>
         </w:rPr>
-        <w:t>Cal recalca</w:t>
-      </w:r>
-      <w:r>
-        <w:rPr>
-          <w:rFonts w:ascii="Arial" w:hAnsi="Arial" w:cs="Arial"/>
-        </w:rPr>
-        <w:t xml:space="preserve">r que </w:t>
+        <w:t xml:space="preserve">Cal recalcar que </w:t>
       </w:r>
       <w:r>
         <w:rPr>
@@ -348,14 +1125,14 @@
         <w:rPr>
           <w:rFonts w:ascii="Arial" w:hAnsi="Arial" w:cs="Arial"/>
         </w:rPr>
-        <w:t xml:space="preserve"> es pot tornar a aplicar la intuïció que una línia recta no et guiarà prou bé per anar de </w:t>
+        <w:t xml:space="preserve"> es pot tornar a aplicar la intuïció que una línia recta no et guiarà prou bé per anar de Barcelona a Roma. De totes maneres, s’ha de tenir en compte que, tal i com es </w:t>
       </w:r>
       <w:r>
         <w:rPr>
           <w:rFonts w:ascii="Arial" w:hAnsi="Arial" w:cs="Arial"/>
         </w:rPr>
         <w:lastRenderedPageBreak/>
-        <w:t xml:space="preserve">Barcelona a Roma. De totes maneres, s’ha de tenir en compte que, tal i com es mencionarà a les conclusions finals REF_concl_f, </w:t>
+        <w:t xml:space="preserve">mencionarà a les conclusions finals REF_concl_f, </w:t>
       </w:r>
       <w:r>
         <w:rPr>
@@ -386,6 +1163,126 @@
     </w:sectPr>
   </w:body>
 </w:document>
+</file>
+
+<file path=word/numbering.xml><?xml version="1.0" encoding="utf-8"?>
+<w:numbering xmlns:wpc="http://schemas.microsoft.com/office/word/2010/wordprocessingCanvas" xmlns:cx="http://schemas.microsoft.com/office/drawing/2014/chartex" xmlns:cx1="http://schemas.microsoft.com/office/drawing/2015/9/8/chartex" xmlns:cx2="http://schemas.microsoft.com/office/drawing/2015/10/21/chartex" xmlns:cx3="http://schemas.microsoft.com/office/drawing/2016/5/9/chartex" xmlns:cx4="http://schemas.microsoft.com/office/drawing/2016/5/10/chartex" xmlns:cx5="http://schemas.microsoft.com/office/drawing/2016/5/11/chartex" xmlns:cx6="http://schemas.microsoft.com/office/drawing/2016/5/12/chartex" xmlns:cx7="http://schemas.microsoft.com/office/drawing/2016/5/13/chartex" xmlns:cx8="http://schemas.microsoft.com/office/drawing/2016/5/14/chartex" xmlns:mc="http://schemas.openxmlformats.org/markup-compatibility/2006" xmlns:m="http://schemas.openxmlformats.org/officeDocument/2006/math" xmlns:aink="http://schemas.microsoft.com/office/drawing/2016/ink" xmlns:am3d="http://schemas.microsoft.com/office/drawing/2017/model3d" xmlns:oel="http://schemas.microsoft.com/office/2019/extlst" xmlns:r="http://schemas.openxmlformats.org/officeDocument/2006/relationships" xmlns:wp14="http://schemas.microsoft.com/office/word/2010/wordprocessingDrawing" xmlns:wp="http://schemas.openxmlformats.org/drawingml/2006/wordprocessingDrawing" xmlns:wpg="http://schemas.microsoft.com/office/word/2010/wordprocessingGroup" xmlns:wpi="http://schemas.microsoft.com/office/word/2010/wordprocessingInk" xmlns:wps="http://schemas.microsoft.com/office/word/2010/wordprocessingShape" xmlns:o="urn:schemas-microsoft-com:office:office" xmlns:v="urn:schemas-microsoft-com:vml" xmlns:w10="urn:schemas-microsoft-com:office:word" xmlns:w="http://schemas.openxmlformats.org/wordprocessingml/2006/main" xmlns:w14="http://schemas.microsoft.com/office/word/2010/wordml" xmlns:w15="http://schemas.microsoft.com/office/word/2012/wordml" xmlns:w16cex="http://schemas.microsoft.com/office/word/2018/wordml/cex" xmlns:w16cid="http://schemas.microsoft.com/office/word/2016/wordml/cid" xmlns:w16="http://schemas.microsoft.com/office/word/2018/wordml" xmlns:w16sdtdh="http://schemas.microsoft.com/office/word/2020/wordml/sdtdatahash" xmlns:w16sdtfl="http://schemas.microsoft.com/office/word/2024/wordml/sdtformatlock" xmlns:w16se="http://schemas.microsoft.com/office/word/2015/wordml/symex" xmlns:w16du="http://schemas.microsoft.com/office/word/2023/wordml/word16du" xmlns:wne="http://schemas.microsoft.com/office/word/2006/wordml" mc:Ignorable="w14 w15 w16se w16cid w16 w16cex w16sdtdh w16sdtfl w16du wp14">
+  <w:abstractNum w:abstractNumId="0" w15:restartNumberingAfterBreak="0">
+    <w:nsid w:val="4FB34E51"/>
+    <w:multiLevelType w:val="hybridMultilevel"/>
+    <w:tmpl w:val="3EE89560"/>
+    <w:lvl w:ilvl="0" w:tplc="A1B4E8AA">
+      <w:numFmt w:val="bullet"/>
+      <w:lvlText w:val="-"/>
+      <w:lvlJc w:val="left"/>
+      <w:pPr>
+        <w:ind w:left="720" w:hanging="360"/>
+      </w:pPr>
+      <w:rPr>
+        <w:rFonts w:ascii="Arial" w:eastAsiaTheme="minorHAnsi" w:hAnsi="Arial" w:cs="Arial" w:hint="default"/>
+      </w:rPr>
+    </w:lvl>
+    <w:lvl w:ilvl="1" w:tplc="08090003">
+      <w:start w:val="1"/>
+      <w:numFmt w:val="bullet"/>
+      <w:lvlText w:val="o"/>
+      <w:lvlJc w:val="left"/>
+      <w:pPr>
+        <w:ind w:left="1440" w:hanging="360"/>
+      </w:pPr>
+      <w:rPr>
+        <w:rFonts w:ascii="Courier New" w:hAnsi="Courier New" w:cs="Courier New" w:hint="default"/>
+      </w:rPr>
+    </w:lvl>
+    <w:lvl w:ilvl="2" w:tplc="08090005">
+      <w:start w:val="1"/>
+      <w:numFmt w:val="bullet"/>
+      <w:lvlText w:val=""/>
+      <w:lvlJc w:val="left"/>
+      <w:pPr>
+        <w:ind w:left="2160" w:hanging="360"/>
+      </w:pPr>
+      <w:rPr>
+        <w:rFonts w:ascii="Wingdings" w:hAnsi="Wingdings" w:hint="default"/>
+      </w:rPr>
+    </w:lvl>
+    <w:lvl w:ilvl="3" w:tplc="08090001">
+      <w:start w:val="1"/>
+      <w:numFmt w:val="bullet"/>
+      <w:lvlText w:val=""/>
+      <w:lvlJc w:val="left"/>
+      <w:pPr>
+        <w:ind w:left="2880" w:hanging="360"/>
+      </w:pPr>
+      <w:rPr>
+        <w:rFonts w:ascii="Symbol" w:hAnsi="Symbol" w:hint="default"/>
+      </w:rPr>
+    </w:lvl>
+    <w:lvl w:ilvl="4" w:tplc="08090003">
+      <w:start w:val="1"/>
+      <w:numFmt w:val="bullet"/>
+      <w:lvlText w:val="o"/>
+      <w:lvlJc w:val="left"/>
+      <w:pPr>
+        <w:ind w:left="3600" w:hanging="360"/>
+      </w:pPr>
+      <w:rPr>
+        <w:rFonts w:ascii="Courier New" w:hAnsi="Courier New" w:cs="Courier New" w:hint="default"/>
+      </w:rPr>
+    </w:lvl>
+    <w:lvl w:ilvl="5" w:tplc="08090005" w:tentative="1">
+      <w:start w:val="1"/>
+      <w:numFmt w:val="bullet"/>
+      <w:lvlText w:val=""/>
+      <w:lvlJc w:val="left"/>
+      <w:pPr>
+        <w:ind w:left="4320" w:hanging="360"/>
+      </w:pPr>
+      <w:rPr>
+        <w:rFonts w:ascii="Wingdings" w:hAnsi="Wingdings" w:hint="default"/>
+      </w:rPr>
+    </w:lvl>
+    <w:lvl w:ilvl="6" w:tplc="08090001" w:tentative="1">
+      <w:start w:val="1"/>
+      <w:numFmt w:val="bullet"/>
+      <w:lvlText w:val=""/>
+      <w:lvlJc w:val="left"/>
+      <w:pPr>
+        <w:ind w:left="5040" w:hanging="360"/>
+      </w:pPr>
+      <w:rPr>
+        <w:rFonts w:ascii="Symbol" w:hAnsi="Symbol" w:hint="default"/>
+      </w:rPr>
+    </w:lvl>
+    <w:lvl w:ilvl="7" w:tplc="08090003" w:tentative="1">
+      <w:start w:val="1"/>
+      <w:numFmt w:val="bullet"/>
+      <w:lvlText w:val="o"/>
+      <w:lvlJc w:val="left"/>
+      <w:pPr>
+        <w:ind w:left="5760" w:hanging="360"/>
+      </w:pPr>
+      <w:rPr>
+        <w:rFonts w:ascii="Courier New" w:hAnsi="Courier New" w:cs="Courier New" w:hint="default"/>
+      </w:rPr>
+    </w:lvl>
+    <w:lvl w:ilvl="8" w:tplc="08090005" w:tentative="1">
+      <w:start w:val="1"/>
+      <w:numFmt w:val="bullet"/>
+      <w:lvlText w:val=""/>
+      <w:lvlJc w:val="left"/>
+      <w:pPr>
+        <w:ind w:left="6480" w:hanging="360"/>
+      </w:pPr>
+      <w:rPr>
+        <w:rFonts w:ascii="Wingdings" w:hAnsi="Wingdings" w:hint="default"/>
+      </w:rPr>
+    </w:lvl>
+  </w:abstractNum>
+  <w:num w:numId="1" w16cid:durableId="37240123">
+    <w:abstractNumId w:val="0"/>
+  </w:num>
+</w:numbering>
 </file>
 
 <file path=word/styles.xml><?xml version="1.0" encoding="utf-8"?>
@@ -991,6 +1888,7 @@
   <w:style w:type="character" w:default="1" w:styleId="DefaultParagraphFont">
     <w:name w:val="Default Paragraph Font"/>
     <w:uiPriority w:val="1"/>
+    <w:semiHidden/>
     <w:unhideWhenUsed/>
   </w:style>
   <w:style w:type="table" w:default="1" w:styleId="TableNormal">
